--- a/True Zero — App Overview.docx
+++ b/True Zero — App Overview.docx
@@ -14,7 +14,7 @@
           <w:color w:val="000000"/>
           <w:sz w:val="40"/>
         </w:rPr>
-        <w:t>Cold Bore — App Overview</w:t>
+        <w:t>True Zero — App Overview</w:t>
       </w:r>
     </w:p>
     <w:p>
@@ -40,7 +40,7 @@
     </w:p>
     <w:p>
       <w:r>
-        <w:t xml:space="preserve">Cold Bore is an app for </w:t>
+        <w:t xml:space="preserve">True Zero is an app for </w:t>
       </w:r>
       <w:r>
         <w:t xml:space="preserve">precision rifle </w:t>
@@ -88,7 +88,7 @@
         <w:t xml:space="preserve">After your range session, </w:t>
       </w:r>
       <w:r>
-        <w:t xml:space="preserve">Cold Bore reads the data from two devices a shooter already uses — a Garmin </w:t>
+        <w:t xml:space="preserve">True Zero reads the data from two devices a shooter already uses — a Garmin </w:t>
       </w:r>
       <w:proofErr w:type="spellStart"/>
       <w:r>
@@ -119,7 +119,7 @@
         <w:t>(More devices can be added )</w:t>
       </w:r>
       <w:r>
-        <w:t xml:space="preserve">— and pulls everything into one organized workbook. The shooter just drags the data files onto the Cold Bore </w:t>
+        <w:t xml:space="preserve">— and pulls everything into one organized workbook. The shooter just drags the data files onto the True Zero </w:t>
       </w:r>
       <w:r>
         <w:t>App icon</w:t>
@@ -151,7 +151,7 @@
     </w:p>
     <w:p>
       <w:r>
-        <w:t xml:space="preserve">Cold Bore uses a four-factor weighted scoring system to rank powder loads and seating depths. For powder ladder testing, Cold Bore evaluates each load as the center of a three-charge "window" — plus the load just below it and the load just above. So Load 2 is graded inside the Load 1–Load 2–Load 3 group, Load 3 inside the Load 2–Load 3–Load 4 group, and so on, sliding one step at a time. The goal is to find a velocity node: a spot in the ladder where small changes in powder </w:t>
+        <w:t xml:space="preserve">True Zero uses a four-factor weighted scoring system to rank powder loads and seating depths. For powder ladder testing, True Zero evaluates each load as the center of a three-charge "window" — plus the load just below it and the load just above. So Load 2 is graded inside the Load 1–Load 2–Load 3 group, Load 3 inside the Load 2–Load 3–Load 4 group, and so on, sliding one step at a time. The goal is to find a velocity node: a spot in the ladder where small changes in powder </w:t>
       </w:r>
       <w:r>
         <w:t>charge have little velocity change</w:t>
@@ -200,7 +200,7 @@
     </w:p>
     <w:p>
       <w:r>
-        <w:t xml:space="preserve">The Cold Bore workbook contains </w:t>
+        <w:t xml:space="preserve">The True Zero workbook contains </w:t>
       </w:r>
       <w:r>
         <w:rPr>
